--- a/docs/J_O_INAI6986_Milestone2_20261018.docx
+++ b/docs/J_O_INAI6986_Milestone2_20261018.docx
@@ -81,7 +81,7 @@
                 <w:color w:val="1F2937"/>
                 <w:sz w:val="18"/>
               </w:rPr>
-              <w:t>The final test needs a fresh, locked benchmark that does not exist yet (Section 7). Every result below comes from held-out validation questions the models were never trained on, and each table says so. I make no final verdict and no deployment claim.</w:t>
+              <w:t>The final test needs a fresh, locked benchmark that does not exist yet (its protocol is declared in Section 2). Every result below comes from held-out validation questions the models were never trained on, and each table says so. I make no final verdict and no deployment claim.</w:t>
             </w:r>
           </w:p>
         </w:tc>
@@ -168,8 +168,481 @@
         <w:rPr>
           <w:b w:val="0"/>
         </w:rPr>
-        <w:t>Primary, unchanged from the PM Plan: human-judged factual accuracy on answerable questions; an answer counts only if it is correct, supported by the source and free of unsupported claims. Secondary: unsupported-claim rate, correct abstention on unanswerable questions and citation correctness. They reflect the business asymmetry: a confident wrong policy statement can lead to a wrong billing decision, while a refusal only costs analyst time. One change from the PM Plan: during development a local AI judge estimated the primary metric. Its check against my review (Section 5) showed it is reliable for correctness but not for citations, so citation correctness stays human-scored.</w:t>
+        <w:t>Primary: factual accuracy on answerable questions; an answer counts only if it is correct, supported by the source and free of unsupported claims (strict accuracy). Secondary: unsupported-claim rate, correct abstention on unanswerable questions and citation correctness. They reflect the business asymmetry: a confident wrong policy statement can lead to a wrong billing decision, while a refusal only costs analyst time.</w:t>
       </w:r>
+    </w:p>
+    <w:p>
+      <w:pPr>
+        <w:spacing w:after="80"/>
+      </w:pPr>
+      <w:r>
+        <w:rPr>
+          <w:b/>
+        </w:rPr>
+        <w:t xml:space="preserve">Changes from the PM Plan, declared October 18 before any final output exists. </w:t>
+      </w:r>
+      <w:r>
+        <w:rPr>
+          <w:b w:val="0"/>
+        </w:rPr>
+        <w:t>(1) The PM Plan committed to human-judged accuracy. I am changing this because I will not do a blind human-rating sample; instead, two LLM judges will score the full output set, which broadens coverage while keeping the scoring consistent. This is a trade-off, not equivalent human validation. The judges are a local Qwen model (the October development judge) and Claude Sonnet 5.5 through the Claude Code CLI, authenticated through the Hermes Direct Claude Code SDK subscription; a fixed script runs fresh sessions without tools or access to the answer key. Neither is the model under test. An answer passes only if both judges rate it correct, supported and free of unsupported claims; I report each judge separately, with raw agreement and Cohen’s kappa. Limit: the Qwen family also drafted the training records, so the two judges are not fully independent of the project, which is why the Claude judge must agree too. (2) The October check against my review (Section 5) showed the AI judge matched me on correctness, support and unsupported claims but not on citations (3 of 12), so citation correctness is checked in code against the supplied page and the expected locator, not by any LLM.</w:t>
+      </w:r>
+    </w:p>
+    <w:p>
+      <w:pPr>
+        <w:keepNext/>
+        <w:spacing w:after="40"/>
+      </w:pPr>
+      <w:r>
+        <w:rPr>
+          <w:b/>
+          <w:color w:val="32528B"/>
+          <w:sz w:val="17"/>
+        </w:rPr>
+        <w:t>Final-test protocol, locked and fingerprinted before the single run</w:t>
+      </w:r>
+    </w:p>
+    <w:tbl>
+      <w:tblPr>
+        <w:tblStyle w:val="TableGrid"/>
+        <w:tblW w:type="auto" w:w="0"/>
+        <w:tblLayout w:type="fixed"/>
+        <w:tblLook w:firstColumn="1" w:firstRow="1" w:lastColumn="0" w:lastRow="0" w:noHBand="0" w:noVBand="1" w:val="04A0"/>
+      </w:tblPr>
+      <w:tblGrid>
+        <w:gridCol w:w="5083"/>
+        <w:gridCol w:w="5083"/>
+      </w:tblGrid>
+      <w:tr>
+        <w:trPr>
+          <w:tblHeader w:val="true"/>
+        </w:trPr>
+        <w:tc>
+          <w:tcPr>
+            <w:tcW w:type="dxa" w:w="1656"/>
+            <w:vAlign w:val="center"/>
+            <w:tcMar>
+              <w:top w:w="55" w:type="dxa"/>
+              <w:start w:w="70" w:type="dxa"/>
+              <w:bottom w:w="55" w:type="dxa"/>
+              <w:end w:w="70" w:type="dxa"/>
+            </w:tcMar>
+            <w:shd w:fill="32528B"/>
+          </w:tcPr>
+          <w:p>
+            <w:pPr>
+              <w:keepNext/>
+              <w:spacing w:before="0" w:after="0" w:line="240" w:lineRule="auto"/>
+            </w:pPr>
+            <w:r/>
+            <w:r>
+              <w:rPr>
+                <w:rFonts w:ascii="Aptos" w:hAnsi="Aptos"/>
+                <w:b/>
+                <w:color w:val="FFFFFF"/>
+                <w:sz w:val="15"/>
+              </w:rPr>
+              <w:t>Element</w:t>
+            </w:r>
+          </w:p>
+        </w:tc>
+        <w:tc>
+          <w:tcPr>
+            <w:tcW w:type="dxa" w:w="9000"/>
+            <w:vAlign w:val="center"/>
+            <w:tcMar>
+              <w:top w:w="55" w:type="dxa"/>
+              <w:start w:w="70" w:type="dxa"/>
+              <w:bottom w:w="55" w:type="dxa"/>
+              <w:end w:w="70" w:type="dxa"/>
+            </w:tcMar>
+            <w:shd w:fill="32528B"/>
+          </w:tcPr>
+          <w:p>
+            <w:pPr>
+              <w:keepNext/>
+              <w:spacing w:before="0" w:after="0" w:line="240" w:lineRule="auto"/>
+            </w:pPr>
+            <w:r/>
+            <w:r>
+              <w:rPr>
+                <w:rFonts w:ascii="Aptos" w:hAnsi="Aptos"/>
+                <w:b/>
+                <w:color w:val="FFFFFF"/>
+                <w:sz w:val="15"/>
+              </w:rPr>
+              <w:t>What is fixed in advance</w:t>
+            </w:r>
+          </w:p>
+        </w:tc>
+      </w:tr>
+      <w:tr>
+        <w:trPr>
+          <w:cantSplit/>
+        </w:trPr>
+        <w:tc>
+          <w:tcPr>
+            <w:tcW w:type="dxa" w:w="1656"/>
+            <w:vAlign w:val="center"/>
+            <w:tcMar>
+              <w:top w:w="55" w:type="dxa"/>
+              <w:start w:w="70" w:type="dxa"/>
+              <w:bottom w:w="55" w:type="dxa"/>
+              <w:end w:w="70" w:type="dxa"/>
+            </w:tcMar>
+          </w:tcPr>
+          <w:p>
+            <w:pPr>
+              <w:keepNext/>
+              <w:spacing w:before="0" w:after="0" w:line="240" w:lineRule="auto"/>
+            </w:pPr>
+            <w:r/>
+            <w:r>
+              <w:rPr>
+                <w:rFonts w:ascii="Aptos" w:hAnsi="Aptos"/>
+                <w:b w:val="0"/>
+                <w:color w:val="1F2937"/>
+                <w:sz w:val="15"/>
+              </w:rPr>
+              <w:t>Benchmark</w:t>
+            </w:r>
+          </w:p>
+        </w:tc>
+        <w:tc>
+          <w:tcPr>
+            <w:tcW w:type="dxa" w:w="9000"/>
+            <w:vAlign w:val="center"/>
+            <w:tcMar>
+              <w:top w:w="55" w:type="dxa"/>
+              <w:start w:w="70" w:type="dxa"/>
+              <w:bottom w:w="55" w:type="dxa"/>
+              <w:end w:w="70" w:type="dxa"/>
+            </w:tcMar>
+          </w:tcPr>
+          <w:p>
+            <w:pPr>
+              <w:keepNext/>
+              <w:spacing w:before="0" w:after="0" w:line="240" w:lineRule="auto"/>
+            </w:pPr>
+            <w:r/>
+            <w:r>
+              <w:rPr>
+                <w:rFonts w:ascii="Aptos" w:hAnsi="Aptos"/>
+                <w:b w:val="0"/>
+                <w:color w:val="1F2937"/>
+                <w:sz w:val="15"/>
+              </w:rPr>
+              <w:t>Fresh questions written from official documents outside all three splits by a local model and checked against the source page; about 120 answerable and 30 unanswerable questions planned (the accepted set sets the final counts). The flagged pharmacy source is excluded unless its review clears it.</w:t>
+            </w:r>
+          </w:p>
+        </w:tc>
+      </w:tr>
+      <w:tr>
+        <w:trPr>
+          <w:cantSplit/>
+        </w:trPr>
+        <w:tc>
+          <w:tcPr>
+            <w:tcW w:type="dxa" w:w="1656"/>
+            <w:vAlign w:val="center"/>
+            <w:tcMar>
+              <w:top w:w="55" w:type="dxa"/>
+              <w:start w:w="70" w:type="dxa"/>
+              <w:bottom w:w="55" w:type="dxa"/>
+              <w:end w:w="70" w:type="dxa"/>
+            </w:tcMar>
+            <w:shd w:fill="F6F8FB"/>
+          </w:tcPr>
+          <w:p>
+            <w:pPr>
+              <w:spacing w:before="0" w:after="0" w:line="240" w:lineRule="auto"/>
+            </w:pPr>
+            <w:r/>
+            <w:r>
+              <w:rPr>
+                <w:rFonts w:ascii="Aptos" w:hAnsi="Aptos"/>
+                <w:b w:val="0"/>
+                <w:color w:val="1F2937"/>
+                <w:sz w:val="15"/>
+              </w:rPr>
+              <w:t>Conditions</w:t>
+            </w:r>
+          </w:p>
+        </w:tc>
+        <w:tc>
+          <w:tcPr>
+            <w:tcW w:type="dxa" w:w="9000"/>
+            <w:vAlign w:val="center"/>
+            <w:tcMar>
+              <w:top w:w="55" w:type="dxa"/>
+              <w:start w:w="70" w:type="dxa"/>
+              <w:bottom w:w="55" w:type="dxa"/>
+              <w:end w:w="70" w:type="dxa"/>
+            </w:tcMar>
+            <w:shd w:fill="F6F8FB"/>
+          </w:tcPr>
+          <w:p>
+            <w:pPr>
+              <w:spacing w:before="0" w:after="0" w:line="240" w:lineRule="auto"/>
+            </w:pPr>
+            <w:r/>
+            <w:r>
+              <w:rPr>
+                <w:rFonts w:ascii="Aptos" w:hAnsi="Aptos"/>
+                <w:b w:val="0"/>
+                <w:color w:val="1F2937"/>
+                <w:sz w:val="15"/>
+              </w:rPr>
+              <w:t>Nemotron adapter (checkpoint 400) and its untouched base, each given the same source passage and question; greedy decoding, 512 new tokens, seed 20261006. One run; failed outputs stay in the denominator; no retries or tuning afterward.</w:t>
+            </w:r>
+          </w:p>
+        </w:tc>
+      </w:tr>
+      <w:tr>
+        <w:trPr>
+          <w:cantSplit/>
+        </w:trPr>
+        <w:tc>
+          <w:tcPr>
+            <w:tcW w:type="dxa" w:w="1656"/>
+            <w:vAlign w:val="center"/>
+            <w:tcMar>
+              <w:top w:w="55" w:type="dxa"/>
+              <w:start w:w="70" w:type="dxa"/>
+              <w:bottom w:w="55" w:type="dxa"/>
+              <w:end w:w="70" w:type="dxa"/>
+            </w:tcMar>
+          </w:tcPr>
+          <w:p>
+            <w:pPr>
+              <w:spacing w:before="0" w:after="0" w:line="240" w:lineRule="auto"/>
+            </w:pPr>
+            <w:r/>
+            <w:r>
+              <w:rPr>
+                <w:rFonts w:ascii="Aptos" w:hAnsi="Aptos"/>
+                <w:b w:val="0"/>
+                <w:color w:val="1F2937"/>
+                <w:sz w:val="15"/>
+              </w:rPr>
+              <w:t>Scoring</w:t>
+            </w:r>
+          </w:p>
+        </w:tc>
+        <w:tc>
+          <w:tcPr>
+            <w:tcW w:type="dxa" w:w="9000"/>
+            <w:vAlign w:val="center"/>
+            <w:tcMar>
+              <w:top w:w="55" w:type="dxa"/>
+              <w:start w:w="70" w:type="dxa"/>
+              <w:bottom w:w="55" w:type="dxa"/>
+              <w:end w:w="70" w:type="dxa"/>
+            </w:tcMar>
+          </w:tcPr>
+          <w:p>
+            <w:pPr>
+              <w:spacing w:before="0" w:after="0" w:line="240" w:lineRule="auto"/>
+            </w:pPr>
+            <w:r/>
+            <w:r>
+              <w:rPr>
+                <w:rFonts w:ascii="Aptos" w:hAnsi="Aptos"/>
+                <w:b w:val="0"/>
+                <w:color w:val="1F2937"/>
+                <w:sz w:val="15"/>
+              </w:rPr>
+              <w:t>Strict accuracy by two LLM judges (consensus rule above); citations checked in code; on unanswerable questions a correct answer is a decline.</w:t>
+            </w:r>
+          </w:p>
+        </w:tc>
+      </w:tr>
+      <w:tr>
+        <w:trPr>
+          <w:cantSplit/>
+        </w:trPr>
+        <w:tc>
+          <w:tcPr>
+            <w:tcW w:type="dxa" w:w="1656"/>
+            <w:vAlign w:val="center"/>
+            <w:tcMar>
+              <w:top w:w="55" w:type="dxa"/>
+              <w:start w:w="70" w:type="dxa"/>
+              <w:bottom w:w="55" w:type="dxa"/>
+              <w:end w:w="70" w:type="dxa"/>
+            </w:tcMar>
+            <w:shd w:fill="F6F8FB"/>
+          </w:tcPr>
+          <w:p>
+            <w:pPr>
+              <w:spacing w:before="0" w:after="0" w:line="240" w:lineRule="auto"/>
+            </w:pPr>
+            <w:r/>
+            <w:r>
+              <w:rPr>
+                <w:rFonts w:ascii="Aptos" w:hAnsi="Aptos"/>
+                <w:b w:val="0"/>
+                <w:color w:val="1F2937"/>
+                <w:sz w:val="15"/>
+              </w:rPr>
+              <w:t>Robustness</w:t>
+            </w:r>
+          </w:p>
+        </w:tc>
+        <w:tc>
+          <w:tcPr>
+            <w:tcW w:type="dxa" w:w="9000"/>
+            <w:vAlign w:val="center"/>
+            <w:tcMar>
+              <w:top w:w="55" w:type="dxa"/>
+              <w:start w:w="70" w:type="dxa"/>
+              <w:bottom w:w="55" w:type="dxa"/>
+              <w:end w:w="70" w:type="dxa"/>
+            </w:tcMar>
+            <w:shd w:fill="F6F8FB"/>
+          </w:tcPr>
+          <w:p>
+            <w:pPr>
+              <w:spacing w:before="0" w:after="0" w:line="240" w:lineRule="auto"/>
+            </w:pPr>
+            <w:r/>
+            <w:r>
+              <w:rPr>
+                <w:rFonts w:ascii="Aptos" w:hAnsi="Aptos"/>
+                <w:b w:val="0"/>
+                <w:color w:val="1F2937"/>
+                <w:sz w:val="15"/>
+              </w:rPr>
+              <w:t>Each passage cut to its first 60% of characters; questions whose evidence survives the cut and questions whose evidence is removed are scored separately.</w:t>
+            </w:r>
+          </w:p>
+        </w:tc>
+      </w:tr>
+      <w:tr>
+        <w:trPr>
+          <w:cantSplit/>
+        </w:trPr>
+        <w:tc>
+          <w:tcPr>
+            <w:tcW w:type="dxa" w:w="1656"/>
+            <w:vAlign w:val="center"/>
+            <w:tcMar>
+              <w:top w:w="55" w:type="dxa"/>
+              <w:start w:w="70" w:type="dxa"/>
+              <w:bottom w:w="55" w:type="dxa"/>
+              <w:end w:w="70" w:type="dxa"/>
+            </w:tcMar>
+          </w:tcPr>
+          <w:p>
+            <w:pPr>
+              <w:spacing w:before="0" w:after="0" w:line="240" w:lineRule="auto"/>
+            </w:pPr>
+            <w:r/>
+            <w:r>
+              <w:rPr>
+                <w:rFonts w:ascii="Aptos" w:hAnsi="Aptos"/>
+                <w:b w:val="0"/>
+                <w:color w:val="1F2937"/>
+                <w:sz w:val="15"/>
+              </w:rPr>
+              <w:t>Subgroups</w:t>
+            </w:r>
+          </w:p>
+        </w:tc>
+        <w:tc>
+          <w:tcPr>
+            <w:tcW w:type="dxa" w:w="9000"/>
+            <w:vAlign w:val="center"/>
+            <w:tcMar>
+              <w:top w:w="55" w:type="dxa"/>
+              <w:start w:w="70" w:type="dxa"/>
+              <w:bottom w:w="55" w:type="dxa"/>
+              <w:end w:w="70" w:type="dxa"/>
+            </w:tcMar>
+          </w:tcPr>
+          <w:p>
+            <w:pPr>
+              <w:spacing w:before="0" w:after="0" w:line="240" w:lineRule="auto"/>
+            </w:pPr>
+            <w:r/>
+            <w:r>
+              <w:rPr>
+                <w:rFonts w:ascii="Aptos" w:hAnsi="Aptos"/>
+                <w:b w:val="0"/>
+                <w:color w:val="1F2937"/>
+                <w:sz w:val="15"/>
+              </w:rPr>
+              <w:t>Document family, and answerable versus unanswerable questions.</w:t>
+            </w:r>
+          </w:p>
+        </w:tc>
+      </w:tr>
+      <w:tr>
+        <w:trPr>
+          <w:cantSplit/>
+        </w:trPr>
+        <w:tc>
+          <w:tcPr>
+            <w:tcW w:type="dxa" w:w="1656"/>
+            <w:vAlign w:val="center"/>
+            <w:tcMar>
+              <w:top w:w="55" w:type="dxa"/>
+              <w:start w:w="70" w:type="dxa"/>
+              <w:bottom w:w="55" w:type="dxa"/>
+              <w:end w:w="70" w:type="dxa"/>
+            </w:tcMar>
+            <w:shd w:fill="F6F8FB"/>
+          </w:tcPr>
+          <w:p>
+            <w:pPr>
+              <w:spacing w:before="0" w:after="0" w:line="240" w:lineRule="auto"/>
+            </w:pPr>
+            <w:r/>
+            <w:r>
+              <w:rPr>
+                <w:rFonts w:ascii="Aptos" w:hAnsi="Aptos"/>
+                <w:b w:val="0"/>
+                <w:color w:val="1F2937"/>
+                <w:sz w:val="15"/>
+              </w:rPr>
+              <w:t>Thresholds</w:t>
+            </w:r>
+          </w:p>
+        </w:tc>
+        <w:tc>
+          <w:tcPr>
+            <w:tcW w:type="dxa" w:w="9000"/>
+            <w:vAlign w:val="center"/>
+            <w:tcMar>
+              <w:top w:w="55" w:type="dxa"/>
+              <w:start w:w="70" w:type="dxa"/>
+              <w:bottom w:w="55" w:type="dxa"/>
+              <w:end w:w="70" w:type="dxa"/>
+            </w:tcMar>
+            <w:shd w:fill="F6F8FB"/>
+          </w:tcPr>
+          <w:p>
+            <w:pPr>
+              <w:spacing w:before="0" w:after="0" w:line="240" w:lineRule="auto"/>
+            </w:pPr>
+            <w:r/>
+            <w:r>
+              <w:rPr>
+                <w:rFonts w:ascii="Aptos" w:hAnsi="Aptos"/>
+                <w:b w:val="0"/>
+                <w:color w:val="1F2937"/>
+                <w:sz w:val="15"/>
+              </w:rPr>
+              <w:t>From the PM Plan: +10 points over base on answerable accuracy; at least 95% correct citations; under 2% unsupported claims; at least 90% correct abstention. Safety routing and general-task regression are reported as not tested unless the locked protocol adds them.</w:t>
+            </w:r>
+          </w:p>
+        </w:tc>
+      </w:tr>
+    </w:tbl>
+    <w:p>
+      <w:pPr>
+        <w:spacing w:after="20"/>
+      </w:pPr>
     </w:p>
     <w:p>
       <w:pPr>
@@ -3592,7 +4065,7 @@
         <w:rPr>
           <w:b w:val="0"/>
         </w:rPr>
-        <w:t>On 12 Nemotron outputs scored by both the AI judge and my review, they agreed on correctness, evidence support, unsupported claims and the overall pass in 12 of 12 cases, but on citation validity in only 3 of 12. My review was AI-assisted (I saw the judge’s suggestion and confirmed all 180 ratings), so the final test needs fresh ratings of new outputs.</w:t>
+        <w:t>On 12 Nemotron outputs scored by both the AI judge and my review, they agreed on correctness, evidence support, unsupported claims and the overall pass in 12 of 12 cases, but on citation validity in only 3 of 12. My review was AI-assisted (I saw the judge’s suggestion and confirmed all 180 ratings), so I do not reuse those ratings for the final test. The final test uses two LLM judges and a code check for citations (Section 2).</w:t>
       </w:r>
     </w:p>
     <w:p>
@@ -4244,7 +4717,7 @@
         <w:t xml:space="preserve">Why the final test is not done. </w:t>
       </w:r>
       <w:r>
-        <w:t>The fresh benchmark must be generated, source-checked and locked first, and the one flagged source must be reviewed. The planned human-rated sample is small (15 answerable and 3 unanswerable questions per condition), so abstention will be reported with its interval rather than as a proven 90% rate.</w:t>
+        <w:t>The fresh benchmark must be generated, source-checked and locked first (protocol in Section 2), and the one flagged source must be reviewed. With about 30 unanswerable questions, abstention will be reported with its interval rather than as a proven 90% rate. LLM judges can share blind spots, so I report their agreement, check citations in code, and will not call the scores human-judged.</w:t>
       </w:r>
     </w:p>
     <w:p>
@@ -4903,7 +5376,7 @@
         <w:rPr>
           <w:i w:val="0"/>
         </w:rPr>
-        <w:t>I used Hermes Agent with GPT-6 Luna and GPT-6.1 Sol (October 1–16) and Claude Opus 5.5 (October 18) to draft and revise this report and to write the evaluation, analysis and document-building code. Local Qwen models generated training records and the advisory development scores. I designed the evaluation, chose the candidate and thresholds, made the Week 8 review ratings, and decided to change the final-test input. I checked the reported figures against the notebook output and remain responsible for the content.</w:t>
+        <w:t>I used Hermes Agent with GPT-6 Luna and GPT-6.1 Sol (October 1–16) and Claude Opus 5.5 and Sonnet 5.5 (October 18) to draft and revise this report and to write the evaluation, analysis and document-building code. Local Qwen models generated training records and the advisory development scores. I designed the evaluation, chose the candidate and thresholds, made the Week 8 review ratings, and decided to change the final-test input and to score it with two LLM judges instead of a human sample. I checked the reported figures against the notebook output and remain responsible for the content.</w:t>
       </w:r>
     </w:p>
     <w:p>
